--- a/format/md-22/11_Investigator_Undertaking_Template.docx
+++ b/format/md-22/11_Investigator_Undertaking_Template.docx
@@ -42,7 +42,7 @@
     </w:p>
     <w:tbl>
       <w:tblPr>
-        <w:tblW w:type="dxa" w:w="8906"/>
+        <w:tblW w:w="5000" w:type="pct"/>
         <w:jc w:val="left"/>
         <w:tblLayout w:type="fixed"/>
         <w:tblLook w:firstColumn="1" w:firstRow="1" w:lastColumn="0" w:lastRow="0" w:noHBand="0" w:noVBand="1" w:val="04A0"/>
@@ -58,7 +58,7 @@
         </w:trPr>
         <w:tc>
           <w:tcPr>
-            <w:tcW w:type="dxa" w:w="2300"/>
+            <w:tcW w:w="0" w:type="auto"/>
             <w:tcMar>
               <w:top w:w="90" w:type="dxa"/>
               <w:start w:w="110" w:type="dxa"/>
@@ -97,7 +97,7 @@
         </w:tc>
         <w:tc>
           <w:tcPr>
-            <w:tcW w:type="dxa" w:w="6606"/>
+            <w:tcW w:w="0" w:type="auto"/>
             <w:tcMar>
               <w:top w:w="90" w:type="dxa"/>
               <w:start w:w="110" w:type="dxa"/>
@@ -142,7 +142,7 @@
         </w:trPr>
         <w:tc>
           <w:tcPr>
-            <w:tcW w:type="dxa" w:w="2300"/>
+            <w:tcW w:w="0" w:type="auto"/>
             <w:tcMar>
               <w:top w:w="90" w:type="dxa"/>
               <w:start w:w="110" w:type="dxa"/>
@@ -181,7 +181,7 @@
         </w:tc>
         <w:tc>
           <w:tcPr>
-            <w:tcW w:type="dxa" w:w="6606"/>
+            <w:tcW w:w="0" w:type="auto"/>
             <w:tcMar>
               <w:top w:w="90" w:type="dxa"/>
               <w:start w:w="110" w:type="dxa"/>
@@ -226,7 +226,7 @@
         </w:trPr>
         <w:tc>
           <w:tcPr>
-            <w:tcW w:type="dxa" w:w="2300"/>
+            <w:tcW w:w="0" w:type="auto"/>
             <w:tcMar>
               <w:top w:w="90" w:type="dxa"/>
               <w:start w:w="110" w:type="dxa"/>
@@ -265,7 +265,7 @@
         </w:tc>
         <w:tc>
           <w:tcPr>
-            <w:tcW w:type="dxa" w:w="6606"/>
+            <w:tcW w:w="0" w:type="auto"/>
             <w:tcMar>
               <w:top w:w="90" w:type="dxa"/>
               <w:start w:w="110" w:type="dxa"/>
@@ -310,7 +310,7 @@
         </w:trPr>
         <w:tc>
           <w:tcPr>
-            <w:tcW w:type="dxa" w:w="2300"/>
+            <w:tcW w:w="0" w:type="auto"/>
             <w:tcMar>
               <w:top w:w="90" w:type="dxa"/>
               <w:start w:w="110" w:type="dxa"/>
@@ -349,7 +349,7 @@
         </w:tc>
         <w:tc>
           <w:tcPr>
-            <w:tcW w:type="dxa" w:w="6606"/>
+            <w:tcW w:w="0" w:type="auto"/>
             <w:tcMar>
               <w:top w:w="90" w:type="dxa"/>
               <w:start w:w="110" w:type="dxa"/>
@@ -392,7 +392,7 @@
         </w:trPr>
         <w:tc>
           <w:tcPr>
-            <w:tcW w:type="dxa" w:w="2300"/>
+            <w:tcW w:w="0" w:type="auto"/>
             <w:tcMar>
               <w:top w:w="90" w:type="dxa"/>
               <w:start w:w="110" w:type="dxa"/>
@@ -431,7 +431,7 @@
         </w:tc>
         <w:tc>
           <w:tcPr>
-            <w:tcW w:type="dxa" w:w="6606"/>
+            <w:tcW w:w="0" w:type="auto"/>
             <w:tcMar>
               <w:top w:w="90" w:type="dxa"/>
               <w:start w:w="110" w:type="dxa"/>
@@ -474,7 +474,7 @@
         </w:trPr>
         <w:tc>
           <w:tcPr>
-            <w:tcW w:type="dxa" w:w="2300"/>
+            <w:tcW w:w="0" w:type="auto"/>
             <w:tcMar>
               <w:top w:w="90" w:type="dxa"/>
               <w:start w:w="110" w:type="dxa"/>
@@ -513,7 +513,7 @@
         </w:tc>
         <w:tc>
           <w:tcPr>
-            <w:tcW w:type="dxa" w:w="6606"/>
+            <w:tcW w:w="0" w:type="auto"/>
             <w:tcMar>
               <w:top w:w="90" w:type="dxa"/>
               <w:start w:w="110" w:type="dxa"/>
@@ -556,7 +556,7 @@
         </w:trPr>
         <w:tc>
           <w:tcPr>
-            <w:tcW w:type="dxa" w:w="2300"/>
+            <w:tcW w:w="0" w:type="auto"/>
             <w:tcMar>
               <w:top w:w="90" w:type="dxa"/>
               <w:start w:w="110" w:type="dxa"/>
@@ -595,7 +595,7 @@
         </w:tc>
         <w:tc>
           <w:tcPr>
-            <w:tcW w:type="dxa" w:w="6606"/>
+            <w:tcW w:w="0" w:type="auto"/>
             <w:tcMar>
               <w:top w:w="90" w:type="dxa"/>
               <w:start w:w="110" w:type="dxa"/>
@@ -888,7 +888,7 @@
     </w:p>
     <w:tbl>
       <w:tblPr>
-        <w:tblW w:type="dxa" w:w="8906"/>
+        <w:tblW w:w="5000" w:type="pct"/>
         <w:jc w:val="left"/>
         <w:tblLayout w:type="fixed"/>
         <w:tblLook w:firstColumn="1" w:firstRow="1" w:lastColumn="0" w:lastRow="0" w:noHBand="0" w:noVBand="1" w:val="04A0"/>
@@ -904,7 +904,7 @@
         </w:trPr>
         <w:tc>
           <w:tcPr>
-            <w:tcW w:type="dxa" w:w="2300"/>
+            <w:tcW w:w="0" w:type="auto"/>
             <w:tcMar>
               <w:top w:w="90" w:type="dxa"/>
               <w:start w:w="110" w:type="dxa"/>
@@ -943,7 +943,7 @@
         </w:tc>
         <w:tc>
           <w:tcPr>
-            <w:tcW w:type="dxa" w:w="6606"/>
+            <w:tcW w:w="0" w:type="auto"/>
             <w:tcMar>
               <w:top w:w="90" w:type="dxa"/>
               <w:start w:w="110" w:type="dxa"/>
@@ -986,7 +986,7 @@
         </w:trPr>
         <w:tc>
           <w:tcPr>
-            <w:tcW w:type="dxa" w:w="2300"/>
+            <w:tcW w:w="0" w:type="auto"/>
             <w:tcMar>
               <w:top w:w="90" w:type="dxa"/>
               <w:start w:w="110" w:type="dxa"/>
@@ -1025,7 +1025,7 @@
         </w:tc>
         <w:tc>
           <w:tcPr>
-            <w:tcW w:type="dxa" w:w="6606"/>
+            <w:tcW w:w="0" w:type="auto"/>
             <w:tcMar>
               <w:top w:w="90" w:type="dxa"/>
               <w:start w:w="110" w:type="dxa"/>
@@ -1068,7 +1068,7 @@
         </w:trPr>
         <w:tc>
           <w:tcPr>
-            <w:tcW w:type="dxa" w:w="2300"/>
+            <w:tcW w:w="0" w:type="auto"/>
             <w:tcMar>
               <w:top w:w="90" w:type="dxa"/>
               <w:start w:w="110" w:type="dxa"/>
@@ -1107,7 +1107,7 @@
         </w:tc>
         <w:tc>
           <w:tcPr>
-            <w:tcW w:type="dxa" w:w="6606"/>
+            <w:tcW w:w="0" w:type="auto"/>
             <w:tcMar>
               <w:top w:w="90" w:type="dxa"/>
               <w:start w:w="110" w:type="dxa"/>
@@ -1150,7 +1150,7 @@
         </w:trPr>
         <w:tc>
           <w:tcPr>
-            <w:tcW w:type="dxa" w:w="2300"/>
+            <w:tcW w:w="0" w:type="auto"/>
             <w:tcMar>
               <w:top w:w="90" w:type="dxa"/>
               <w:start w:w="110" w:type="dxa"/>
@@ -1189,7 +1189,7 @@
         </w:tc>
         <w:tc>
           <w:tcPr>
-            <w:tcW w:type="dxa" w:w="6606"/>
+            <w:tcW w:w="0" w:type="auto"/>
             <w:tcMar>
               <w:top w:w="90" w:type="dxa"/>
               <w:start w:w="110" w:type="dxa"/>
